--- a/uploads/claim_form_template.docx
+++ b/uploads/claim_form_template.docx
@@ -83,7 +83,7 @@
           <w:sz w:val="24"/>
           <w:szCs w:val="24"/>
         </w:rPr>
-        <w:t>} - ${course}</w:t>
+        <w:t>} - ${course} - ${class}</w:t>
       </w:r>
     </w:p>
     <w:p>
